--- a/Knowledge/3-Work knowledge/1-Software Engineering/2-Testing/5-My Source/1-ISTQB Foundation Level/6-Risk Management/1-Risk.docx
+++ b/Knowledge/3-Work knowledge/1-Software Engineering/2-Testing/5-My Source/1-ISTQB Foundation Level/6-Risk Management/1-Risk.docx
@@ -28,48 +28,39 @@
       </w:pPr>
       <w:r>
         <w:rPr>
-          <w:b/>
+          <w:rFonts w:ascii="Arial" w:eastAsia="Arial" w:hAnsi="Arial"/>
+          <w:sz w:val="18"/>
+          <w:highlight w:val="lightGray"/>
           <w:shd w:val="clear" w:color="auto" w:fill="B7B7B7"/>
         </w:rPr>
-        <w:t># Source</w:t>
-      </w:r>
-      <w:r>
-        <w:rPr>
+        <w:t xml:space="preserve"># Source: Chatgot </w:t>
+      </w:r>
+      <w:r>
+        <w:rPr>
+          <w:rFonts w:ascii="Arial" w:eastAsia="Arial" w:hAnsi="Arial"/>
+          <w:sz w:val="18"/>
+          <w:szCs w:val="14"/>
+          <w:highlight w:val="lightGray"/>
           <w:shd w:val="clear" w:color="auto" w:fill="B7B7B7"/>
         </w:rPr>
-        <w:t xml:space="preserve">: </w:t>
-      </w:r>
-      <w:r>
-        <w:rPr>
-          <w:b/>
+        <w:t>(GPT</w:t>
+      </w:r>
+      <w:r>
+        <w:rPr>
+          <w:rFonts w:ascii="Arial" w:eastAsia="Arial" w:hAnsi="Arial" w:cs="Cambria Math"/>
+          <w:sz w:val="18"/>
+          <w:szCs w:val="14"/>
+          <w:highlight w:val="lightGray"/>
           <w:shd w:val="clear" w:color="auto" w:fill="B7B7B7"/>
         </w:rPr>
-        <w:t xml:space="preserve">Chatgot </w:t>
-      </w:r>
-      <w:r>
-        <w:rPr>
-          <w:b/>
-          <w:sz w:val="14"/>
+        <w:t>‑</w:t>
+      </w:r>
+      <w:r>
+        <w:rPr>
+          <w:rFonts w:ascii="Arial" w:eastAsia="Arial" w:hAnsi="Arial"/>
+          <w:sz w:val="18"/>
           <w:szCs w:val="14"/>
-          <w:shd w:val="clear" w:color="auto" w:fill="B7B7B7"/>
-        </w:rPr>
-        <w:t>(GPT</w:t>
-      </w:r>
-      <w:r>
-        <w:rPr>
-          <w:rFonts w:ascii="Cambria Math" w:hAnsi="Cambria Math" w:cs="Cambria Math"/>
-          <w:b/>
-          <w:sz w:val="14"/>
-          <w:szCs w:val="14"/>
-          <w:shd w:val="clear" w:color="auto" w:fill="B7B7B7"/>
-        </w:rPr>
-        <w:t>‑</w:t>
-      </w:r>
-      <w:r>
-        <w:rPr>
-          <w:b/>
-          <w:sz w:val="14"/>
-          <w:szCs w:val="14"/>
+          <w:highlight w:val="lightGray"/>
           <w:shd w:val="clear" w:color="auto" w:fill="B7B7B7"/>
         </w:rPr>
         <w:t>5 Mini) at [8/17/2025]</w:t>
@@ -172,7 +163,7 @@
     </w:p>
     <w:p>
       <w:r>
-        <w:pict w14:anchorId="47550185">
+        <w:pict w14:anchorId="3C6477B1">
           <v:rect id="_x0000_i1025" style="width:0;height:1.5pt" o:hralign="center" o:hrstd="t" o:hr="t" fillcolor="#a0a0a0" stroked="f"/>
         </w:pict>
       </w:r>
@@ -196,48 +187,39 @@
       </w:pPr>
       <w:r>
         <w:rPr>
-          <w:b/>
+          <w:rFonts w:ascii="Arial" w:eastAsia="Arial" w:hAnsi="Arial"/>
+          <w:sz w:val="18"/>
+          <w:highlight w:val="lightGray"/>
           <w:shd w:val="clear" w:color="auto" w:fill="B7B7B7"/>
         </w:rPr>
-        <w:t># Source</w:t>
-      </w:r>
-      <w:r>
-        <w:rPr>
+        <w:t xml:space="preserve"># Source: Chatgot </w:t>
+      </w:r>
+      <w:r>
+        <w:rPr>
+          <w:rFonts w:ascii="Arial" w:eastAsia="Arial" w:hAnsi="Arial"/>
+          <w:sz w:val="18"/>
+          <w:szCs w:val="14"/>
+          <w:highlight w:val="lightGray"/>
           <w:shd w:val="clear" w:color="auto" w:fill="B7B7B7"/>
         </w:rPr>
-        <w:t xml:space="preserve">: </w:t>
-      </w:r>
-      <w:r>
-        <w:rPr>
-          <w:b/>
+        <w:t>(GPT</w:t>
+      </w:r>
+      <w:r>
+        <w:rPr>
+          <w:rFonts w:ascii="Arial" w:eastAsia="Arial" w:hAnsi="Arial" w:cs="Cambria Math"/>
+          <w:sz w:val="18"/>
+          <w:szCs w:val="14"/>
+          <w:highlight w:val="lightGray"/>
           <w:shd w:val="clear" w:color="auto" w:fill="B7B7B7"/>
         </w:rPr>
-        <w:t xml:space="preserve">Chatgot </w:t>
-      </w:r>
-      <w:r>
-        <w:rPr>
-          <w:b/>
-          <w:sz w:val="14"/>
+        <w:t>‑</w:t>
+      </w:r>
+      <w:r>
+        <w:rPr>
+          <w:rFonts w:ascii="Arial" w:eastAsia="Arial" w:hAnsi="Arial"/>
+          <w:sz w:val="18"/>
           <w:szCs w:val="14"/>
-          <w:shd w:val="clear" w:color="auto" w:fill="B7B7B7"/>
-        </w:rPr>
-        <w:t>(GPT</w:t>
-      </w:r>
-      <w:r>
-        <w:rPr>
-          <w:rFonts w:ascii="Cambria Math" w:hAnsi="Cambria Math" w:cs="Cambria Math"/>
-          <w:b/>
-          <w:sz w:val="14"/>
-          <w:szCs w:val="14"/>
-          <w:shd w:val="clear" w:color="auto" w:fill="B7B7B7"/>
-        </w:rPr>
-        <w:t>‑</w:t>
-      </w:r>
-      <w:r>
-        <w:rPr>
-          <w:b/>
-          <w:sz w:val="14"/>
-          <w:szCs w:val="14"/>
+          <w:highlight w:val="lightGray"/>
           <w:shd w:val="clear" w:color="auto" w:fill="B7B7B7"/>
         </w:rPr>
         <w:t>5 Mini) at [8/17/2025]</w:t>
@@ -276,7 +258,7 @@
           <w:ilvl w:val="0"/>
           <w:numId w:val="4"/>
         </w:numPr>
-        <w:spacing w:before="240"/>
+        <w:spacing w:before="240" w:after="0" w:line="276" w:lineRule="auto"/>
         <w:rPr>
           <w:rFonts w:ascii="Roboto Mono" w:eastAsia="Roboto Mono" w:hAnsi="Roboto Mono" w:cs="Roboto Mono"/>
         </w:rPr>
@@ -300,6 +282,7 @@
           <w:ilvl w:val="0"/>
           <w:numId w:val="4"/>
         </w:numPr>
+        <w:spacing w:after="0" w:line="276" w:lineRule="auto"/>
         <w:rPr>
           <w:rFonts w:ascii="Roboto Mono" w:eastAsia="Roboto Mono" w:hAnsi="Roboto Mono" w:cs="Roboto Mono"/>
         </w:rPr>
@@ -323,6 +306,7 @@
           <w:ilvl w:val="0"/>
           <w:numId w:val="4"/>
         </w:numPr>
+        <w:spacing w:after="0" w:line="276" w:lineRule="auto"/>
         <w:rPr>
           <w:rFonts w:ascii="Roboto Mono" w:eastAsia="Roboto Mono" w:hAnsi="Roboto Mono" w:cs="Roboto Mono"/>
         </w:rPr>
@@ -346,7 +330,7 @@
           <w:ilvl w:val="0"/>
           <w:numId w:val="4"/>
         </w:numPr>
-        <w:spacing w:after="240"/>
+        <w:spacing w:after="240" w:line="276" w:lineRule="auto"/>
         <w:rPr>
           <w:rFonts w:ascii="Roboto Mono" w:eastAsia="Roboto Mono" w:hAnsi="Roboto Mono" w:cs="Roboto Mono"/>
         </w:rPr>
@@ -406,7 +390,7 @@
     </w:p>
     <w:p>
       <w:r>
-        <w:pict w14:anchorId="23281C9E">
+        <w:pict w14:anchorId="7550870E">
           <v:rect id="_x0000_i1026" style="width:0;height:1.5pt" o:hralign="center" o:hrstd="t" o:hr="t" fillcolor="#a0a0a0" stroked="f"/>
         </w:pict>
       </w:r>
@@ -430,48 +414,39 @@
       </w:pPr>
       <w:r>
         <w:rPr>
-          <w:b/>
+          <w:rFonts w:ascii="Arial" w:eastAsia="Arial" w:hAnsi="Arial"/>
+          <w:sz w:val="18"/>
+          <w:highlight w:val="lightGray"/>
           <w:shd w:val="clear" w:color="auto" w:fill="B7B7B7"/>
         </w:rPr>
-        <w:t># Source</w:t>
-      </w:r>
-      <w:r>
-        <w:rPr>
+        <w:t xml:space="preserve"># Source: Chatgot </w:t>
+      </w:r>
+      <w:r>
+        <w:rPr>
+          <w:rFonts w:ascii="Arial" w:eastAsia="Arial" w:hAnsi="Arial"/>
+          <w:sz w:val="18"/>
+          <w:szCs w:val="14"/>
+          <w:highlight w:val="lightGray"/>
           <w:shd w:val="clear" w:color="auto" w:fill="B7B7B7"/>
         </w:rPr>
-        <w:t xml:space="preserve">: </w:t>
-      </w:r>
-      <w:r>
-        <w:rPr>
-          <w:b/>
+        <w:t>(GPT</w:t>
+      </w:r>
+      <w:r>
+        <w:rPr>
+          <w:rFonts w:ascii="Arial" w:eastAsia="Arial" w:hAnsi="Arial" w:cs="Cambria Math"/>
+          <w:sz w:val="18"/>
+          <w:szCs w:val="14"/>
+          <w:highlight w:val="lightGray"/>
           <w:shd w:val="clear" w:color="auto" w:fill="B7B7B7"/>
         </w:rPr>
-        <w:t xml:space="preserve">Chatgot </w:t>
-      </w:r>
-      <w:r>
-        <w:rPr>
-          <w:b/>
-          <w:sz w:val="14"/>
+        <w:t>‑</w:t>
+      </w:r>
+      <w:r>
+        <w:rPr>
+          <w:rFonts w:ascii="Arial" w:eastAsia="Arial" w:hAnsi="Arial"/>
+          <w:sz w:val="18"/>
           <w:szCs w:val="14"/>
-          <w:shd w:val="clear" w:color="auto" w:fill="B7B7B7"/>
-        </w:rPr>
-        <w:t>(GPT</w:t>
-      </w:r>
-      <w:r>
-        <w:rPr>
-          <w:rFonts w:ascii="Cambria Math" w:hAnsi="Cambria Math" w:cs="Cambria Math"/>
-          <w:b/>
-          <w:sz w:val="14"/>
-          <w:szCs w:val="14"/>
-          <w:shd w:val="clear" w:color="auto" w:fill="B7B7B7"/>
-        </w:rPr>
-        <w:t>‑</w:t>
-      </w:r>
-      <w:r>
-        <w:rPr>
-          <w:b/>
-          <w:sz w:val="14"/>
-          <w:szCs w:val="14"/>
+          <w:highlight w:val="lightGray"/>
           <w:shd w:val="clear" w:color="auto" w:fill="B7B7B7"/>
         </w:rPr>
         <w:t>5 Mini) at [8/17/2025]</w:t>
@@ -483,14 +458,13 @@
           <w:ilvl w:val="0"/>
           <w:numId w:val="5"/>
         </w:numPr>
-        <w:spacing w:before="240"/>
+        <w:spacing w:before="240" w:after="0" w:line="276" w:lineRule="auto"/>
       </w:pPr>
       <w:r>
         <w:rPr>
           <w:rFonts w:ascii="Roboto Mono" w:eastAsia="Roboto Mono" w:hAnsi="Roboto Mono" w:cs="Roboto Mono"/>
           <w:b/>
         </w:rPr>
-        <w:lastRenderedPageBreak/>
         <w:t>Project Risks</w:t>
       </w:r>
       <w:r>
@@ -512,6 +486,7 @@
           <w:ilvl w:val="1"/>
           <w:numId w:val="5"/>
         </w:numPr>
+        <w:spacing w:after="0" w:line="276" w:lineRule="auto"/>
         <w:rPr>
           <w:rFonts w:ascii="Roboto Mono" w:eastAsia="Roboto Mono" w:hAnsi="Roboto Mono" w:cs="Roboto Mono"/>
         </w:rPr>
@@ -543,6 +518,7 @@
           <w:ilvl w:val="0"/>
           <w:numId w:val="5"/>
         </w:numPr>
+        <w:spacing w:after="0" w:line="276" w:lineRule="auto"/>
       </w:pPr>
       <w:r>
         <w:rPr>
@@ -570,6 +546,7 @@
           <w:ilvl w:val="1"/>
           <w:numId w:val="5"/>
         </w:numPr>
+        <w:spacing w:after="0" w:line="276" w:lineRule="auto"/>
         <w:rPr>
           <w:rFonts w:ascii="Roboto Mono" w:eastAsia="Roboto Mono" w:hAnsi="Roboto Mono" w:cs="Roboto Mono"/>
         </w:rPr>
@@ -601,6 +578,7 @@
           <w:ilvl w:val="0"/>
           <w:numId w:val="5"/>
         </w:numPr>
+        <w:spacing w:after="0" w:line="276" w:lineRule="auto"/>
       </w:pPr>
       <w:r>
         <w:rPr>
@@ -628,6 +606,7 @@
           <w:ilvl w:val="1"/>
           <w:numId w:val="5"/>
         </w:numPr>
+        <w:spacing w:after="0" w:line="276" w:lineRule="auto"/>
         <w:rPr>
           <w:rFonts w:ascii="Roboto Mono" w:eastAsia="Roboto Mono" w:hAnsi="Roboto Mono" w:cs="Roboto Mono"/>
         </w:rPr>
@@ -659,6 +638,7 @@
           <w:ilvl w:val="0"/>
           <w:numId w:val="5"/>
         </w:numPr>
+        <w:spacing w:after="0" w:line="276" w:lineRule="auto"/>
         <w:rPr>
           <w:rFonts w:ascii="Roboto Mono" w:eastAsia="Roboto Mono" w:hAnsi="Roboto Mono" w:cs="Roboto Mono"/>
         </w:rPr>
@@ -684,6 +664,7 @@
           <w:ilvl w:val="1"/>
           <w:numId w:val="5"/>
         </w:numPr>
+        <w:spacing w:after="0" w:line="276" w:lineRule="auto"/>
         <w:rPr>
           <w:rFonts w:ascii="Roboto Mono" w:eastAsia="Roboto Mono" w:hAnsi="Roboto Mono" w:cs="Roboto Mono"/>
         </w:rPr>
@@ -715,6 +696,7 @@
           <w:ilvl w:val="0"/>
           <w:numId w:val="5"/>
         </w:numPr>
+        <w:spacing w:after="0" w:line="276" w:lineRule="auto"/>
         <w:rPr>
           <w:rFonts w:ascii="Roboto Mono" w:eastAsia="Roboto Mono" w:hAnsi="Roboto Mono" w:cs="Roboto Mono"/>
         </w:rPr>
@@ -740,7 +722,7 @@
           <w:ilvl w:val="1"/>
           <w:numId w:val="5"/>
         </w:numPr>
-        <w:spacing w:after="240"/>
+        <w:spacing w:after="240" w:line="276" w:lineRule="auto"/>
         <w:rPr>
           <w:rFonts w:ascii="Roboto Mono" w:eastAsia="Roboto Mono" w:hAnsi="Roboto Mono" w:cs="Roboto Mono"/>
         </w:rPr>
@@ -768,7 +750,7 @@
     </w:p>
     <w:p>
       <w:r>
-        <w:pict w14:anchorId="54DE8FF2">
+        <w:pict w14:anchorId="2D5A2869">
           <v:rect id="_x0000_i1027" style="width:0;height:1.5pt" o:hralign="center" o:hrstd="t" o:hr="t" fillcolor="#a0a0a0" stroked="f"/>
         </w:pict>
       </w:r>
@@ -792,50 +774,41 @@
       </w:pPr>
       <w:r>
         <w:rPr>
-          <w:b/>
+          <w:rFonts w:ascii="Arial" w:eastAsia="Arial" w:hAnsi="Arial"/>
+          <w:sz w:val="18"/>
+          <w:highlight w:val="lightGray"/>
           <w:shd w:val="clear" w:color="auto" w:fill="B7B7B7"/>
         </w:rPr>
-        <w:t># Source</w:t>
-      </w:r>
-      <w:r>
-        <w:rPr>
+        <w:t xml:space="preserve"># Source: Chatgot </w:t>
+      </w:r>
+      <w:r>
+        <w:rPr>
+          <w:rFonts w:ascii="Arial" w:eastAsia="Arial" w:hAnsi="Arial"/>
+          <w:sz w:val="18"/>
+          <w:szCs w:val="14"/>
+          <w:highlight w:val="lightGray"/>
           <w:shd w:val="clear" w:color="auto" w:fill="B7B7B7"/>
         </w:rPr>
-        <w:t xml:space="preserve">: </w:t>
-      </w:r>
-      <w:r>
-        <w:rPr>
-          <w:b/>
+        <w:t>(GPT</w:t>
+      </w:r>
+      <w:r>
+        <w:rPr>
+          <w:rFonts w:ascii="Arial" w:eastAsia="Arial" w:hAnsi="Arial" w:cs="Cambria Math"/>
+          <w:sz w:val="18"/>
+          <w:szCs w:val="14"/>
+          <w:highlight w:val="lightGray"/>
           <w:shd w:val="clear" w:color="auto" w:fill="B7B7B7"/>
         </w:rPr>
-        <w:t xml:space="preserve">Chatgot </w:t>
-      </w:r>
-      <w:r>
-        <w:rPr>
-          <w:b/>
-          <w:sz w:val="14"/>
+        <w:t>‑</w:t>
+      </w:r>
+      <w:r>
+        <w:rPr>
+          <w:rFonts w:ascii="Arial" w:eastAsia="Arial" w:hAnsi="Arial"/>
+          <w:sz w:val="18"/>
           <w:szCs w:val="14"/>
+          <w:highlight w:val="lightGray"/>
           <w:shd w:val="clear" w:color="auto" w:fill="B7B7B7"/>
         </w:rPr>
-        <w:t>(GPT</w:t>
-      </w:r>
-      <w:r>
-        <w:rPr>
-          <w:rFonts w:ascii="Cambria Math" w:hAnsi="Cambria Math" w:cs="Cambria Math"/>
-          <w:b/>
-          <w:sz w:val="14"/>
-          <w:szCs w:val="14"/>
-          <w:shd w:val="clear" w:color="auto" w:fill="B7B7B7"/>
-        </w:rPr>
-        <w:t>‑</w:t>
-      </w:r>
-      <w:r>
-        <w:rPr>
-          <w:b/>
-          <w:sz w:val="14"/>
-          <w:szCs w:val="14"/>
-          <w:shd w:val="clear" w:color="auto" w:fill="B7B7B7"/>
-        </w:rPr>
         <w:t>5 Mini) at [8/17/2025]</w:t>
       </w:r>
     </w:p>
@@ -845,7 +818,7 @@
           <w:noProof/>
         </w:rPr>
         <w:drawing>
-          <wp:inline distT="114300" distB="114300" distL="114300" distR="114300" wp14:anchorId="2FB83657" wp14:editId="490969D8">
+          <wp:inline distT="114300" distB="114300" distL="114300" distR="114300" wp14:anchorId="7D64402A" wp14:editId="09FE79A1">
             <wp:extent cx="4943475" cy="390525"/>
             <wp:effectExtent l="0" t="0" r="0" b="0"/>
             <wp:docPr id="1" name="image1.png"/>
@@ -914,7 +887,7 @@
           <w:ilvl w:val="0"/>
           <w:numId w:val="3"/>
         </w:numPr>
-        <w:spacing w:before="240"/>
+        <w:spacing w:before="240" w:after="0" w:line="276" w:lineRule="auto"/>
         <w:rPr>
           <w:rFonts w:ascii="Roboto Mono" w:eastAsia="Roboto Mono" w:hAnsi="Roboto Mono" w:cs="Roboto Mono"/>
         </w:rPr>
@@ -946,6 +919,7 @@
           <w:ilvl w:val="0"/>
           <w:numId w:val="3"/>
         </w:numPr>
+        <w:spacing w:after="0" w:line="276" w:lineRule="auto"/>
         <w:rPr>
           <w:rFonts w:ascii="Roboto Mono" w:eastAsia="Roboto Mono" w:hAnsi="Roboto Mono" w:cs="Roboto Mono"/>
         </w:rPr>
@@ -969,15 +943,15 @@
           <w:ilvl w:val="0"/>
           <w:numId w:val="3"/>
         </w:numPr>
-        <w:rPr>
-          <w:rFonts w:ascii="Roboto Mono" w:eastAsia="Roboto Mono" w:hAnsi="Roboto Mono" w:cs="Roboto Mono"/>
-        </w:rPr>
-      </w:pPr>
-      <w:r>
-        <w:rPr>
-          <w:rFonts w:ascii="Roboto Mono" w:eastAsia="Roboto Mono" w:hAnsi="Roboto Mono" w:cs="Roboto Mono"/>
-        </w:rPr>
-        <w:lastRenderedPageBreak/>
+        <w:spacing w:after="0" w:line="276" w:lineRule="auto"/>
+        <w:rPr>
+          <w:rFonts w:ascii="Roboto Mono" w:eastAsia="Roboto Mono" w:hAnsi="Roboto Mono" w:cs="Roboto Mono"/>
+        </w:rPr>
+      </w:pPr>
+      <w:r>
+        <w:rPr>
+          <w:rFonts w:ascii="Roboto Mono" w:eastAsia="Roboto Mono" w:hAnsi="Roboto Mono" w:cs="Roboto Mono"/>
+        </w:rPr>
         <w:t>Impact: Very High (loss of money &amp; reputation)</w:t>
       </w:r>
       <w:r>
@@ -993,7 +967,7 @@
           <w:ilvl w:val="0"/>
           <w:numId w:val="3"/>
         </w:numPr>
-        <w:spacing w:after="240"/>
+        <w:spacing w:after="240" w:line="276" w:lineRule="auto"/>
         <w:rPr>
           <w:rFonts w:ascii="Roboto Mono" w:eastAsia="Roboto Mono" w:hAnsi="Roboto Mono" w:cs="Roboto Mono"/>
         </w:rPr>
@@ -1013,7 +987,7 @@
     </w:p>
     <w:p>
       <w:r>
-        <w:pict w14:anchorId="794519BE">
+        <w:pict w14:anchorId="76CD1597">
           <v:rect id="_x0000_i1028" style="width:0;height:1.5pt" o:hralign="center" o:hrstd="t" o:hr="t" fillcolor="#a0a0a0" stroked="f"/>
         </w:pict>
       </w:r>
@@ -1040,48 +1014,39 @@
       </w:pPr>
       <w:r>
         <w:rPr>
-          <w:b/>
+          <w:rFonts w:ascii="Arial" w:eastAsia="Arial" w:hAnsi="Arial"/>
+          <w:sz w:val="18"/>
+          <w:highlight w:val="lightGray"/>
           <w:shd w:val="clear" w:color="auto" w:fill="B7B7B7"/>
         </w:rPr>
-        <w:t># Source</w:t>
-      </w:r>
-      <w:r>
-        <w:rPr>
+        <w:t xml:space="preserve"># Source: Chatgot </w:t>
+      </w:r>
+      <w:r>
+        <w:rPr>
+          <w:rFonts w:ascii="Arial" w:eastAsia="Arial" w:hAnsi="Arial"/>
+          <w:sz w:val="18"/>
+          <w:szCs w:val="14"/>
+          <w:highlight w:val="lightGray"/>
           <w:shd w:val="clear" w:color="auto" w:fill="B7B7B7"/>
         </w:rPr>
-        <w:t xml:space="preserve">: </w:t>
-      </w:r>
-      <w:r>
-        <w:rPr>
-          <w:b/>
+        <w:t>(GPT</w:t>
+      </w:r>
+      <w:r>
+        <w:rPr>
+          <w:rFonts w:ascii="Arial" w:eastAsia="Arial" w:hAnsi="Arial" w:cs="Cambria Math"/>
+          <w:sz w:val="18"/>
+          <w:szCs w:val="14"/>
+          <w:highlight w:val="lightGray"/>
           <w:shd w:val="clear" w:color="auto" w:fill="B7B7B7"/>
         </w:rPr>
-        <w:t xml:space="preserve">Chatgot </w:t>
-      </w:r>
-      <w:r>
-        <w:rPr>
-          <w:b/>
-          <w:sz w:val="14"/>
+        <w:t>‑</w:t>
+      </w:r>
+      <w:r>
+        <w:rPr>
+          <w:rFonts w:ascii="Arial" w:eastAsia="Arial" w:hAnsi="Arial"/>
+          <w:sz w:val="18"/>
           <w:szCs w:val="14"/>
-          <w:shd w:val="clear" w:color="auto" w:fill="B7B7B7"/>
-        </w:rPr>
-        <w:t>(GPT</w:t>
-      </w:r>
-      <w:r>
-        <w:rPr>
-          <w:rFonts w:ascii="Cambria Math" w:hAnsi="Cambria Math" w:cs="Cambria Math"/>
-          <w:b/>
-          <w:sz w:val="14"/>
-          <w:szCs w:val="14"/>
-          <w:shd w:val="clear" w:color="auto" w:fill="B7B7B7"/>
-        </w:rPr>
-        <w:t>‑</w:t>
-      </w:r>
-      <w:r>
-        <w:rPr>
-          <w:b/>
-          <w:sz w:val="14"/>
-          <w:szCs w:val="14"/>
+          <w:highlight w:val="lightGray"/>
           <w:shd w:val="clear" w:color="auto" w:fill="B7B7B7"/>
         </w:rPr>
         <w:t>5 Mini) at [8/17/2025]</w:t>
@@ -1093,7 +1058,7 @@
           <w:ilvl w:val="0"/>
           <w:numId w:val="2"/>
         </w:numPr>
-        <w:spacing w:before="240"/>
+        <w:spacing w:before="240" w:after="0" w:line="276" w:lineRule="auto"/>
         <w:rPr>
           <w:rFonts w:ascii="Roboto Mono" w:eastAsia="Roboto Mono" w:hAnsi="Roboto Mono" w:cs="Roboto Mono"/>
         </w:rPr>
@@ -1124,6 +1089,7 @@
           <w:ilvl w:val="0"/>
           <w:numId w:val="2"/>
         </w:numPr>
+        <w:spacing w:after="0" w:line="276" w:lineRule="auto"/>
         <w:rPr>
           <w:rFonts w:ascii="Roboto Mono" w:eastAsia="Roboto Mono" w:hAnsi="Roboto Mono" w:cs="Roboto Mono"/>
         </w:rPr>
@@ -1154,6 +1120,7 @@
           <w:ilvl w:val="0"/>
           <w:numId w:val="2"/>
         </w:numPr>
+        <w:spacing w:after="0" w:line="276" w:lineRule="auto"/>
         <w:rPr>
           <w:rFonts w:ascii="Roboto Mono" w:eastAsia="Roboto Mono" w:hAnsi="Roboto Mono" w:cs="Roboto Mono"/>
         </w:rPr>
@@ -1184,6 +1151,7 @@
           <w:ilvl w:val="0"/>
           <w:numId w:val="2"/>
         </w:numPr>
+        <w:spacing w:after="0" w:line="276" w:lineRule="auto"/>
         <w:rPr>
           <w:rFonts w:ascii="Roboto Mono" w:eastAsia="Roboto Mono" w:hAnsi="Roboto Mono" w:cs="Roboto Mono"/>
         </w:rPr>
@@ -1214,7 +1182,7 @@
           <w:ilvl w:val="0"/>
           <w:numId w:val="2"/>
         </w:numPr>
-        <w:spacing w:after="240"/>
+        <w:spacing w:after="240" w:line="276" w:lineRule="auto"/>
       </w:pPr>
       <w:r>
         <w:rPr>
@@ -1235,7 +1203,7 @@
     </w:p>
     <w:p>
       <w:r>
-        <w:pict w14:anchorId="6AF97E44">
+        <w:pict w14:anchorId="34C22CB4">
           <v:rect id="_x0000_i1029" style="width:0;height:1.5pt" o:hralign="center" o:hrstd="t" o:hr="t" fillcolor="#a0a0a0" stroked="f"/>
         </w:pict>
       </w:r>
@@ -1259,48 +1227,39 @@
       </w:pPr>
       <w:r>
         <w:rPr>
-          <w:b/>
+          <w:rFonts w:ascii="Arial" w:eastAsia="Arial" w:hAnsi="Arial"/>
+          <w:sz w:val="18"/>
+          <w:highlight w:val="lightGray"/>
           <w:shd w:val="clear" w:color="auto" w:fill="B7B7B7"/>
         </w:rPr>
-        <w:t># Source</w:t>
-      </w:r>
-      <w:r>
-        <w:rPr>
+        <w:t xml:space="preserve"># Source: Chatgot </w:t>
+      </w:r>
+      <w:r>
+        <w:rPr>
+          <w:rFonts w:ascii="Arial" w:eastAsia="Arial" w:hAnsi="Arial"/>
+          <w:sz w:val="18"/>
+          <w:szCs w:val="14"/>
+          <w:highlight w:val="lightGray"/>
           <w:shd w:val="clear" w:color="auto" w:fill="B7B7B7"/>
         </w:rPr>
-        <w:t xml:space="preserve">: </w:t>
-      </w:r>
-      <w:r>
-        <w:rPr>
-          <w:b/>
+        <w:t>(GPT</w:t>
+      </w:r>
+      <w:r>
+        <w:rPr>
+          <w:rFonts w:ascii="Arial" w:eastAsia="Arial" w:hAnsi="Arial" w:cs="Cambria Math"/>
+          <w:sz w:val="18"/>
+          <w:szCs w:val="14"/>
+          <w:highlight w:val="lightGray"/>
           <w:shd w:val="clear" w:color="auto" w:fill="B7B7B7"/>
         </w:rPr>
-        <w:t xml:space="preserve">Chatgot </w:t>
-      </w:r>
-      <w:r>
-        <w:rPr>
-          <w:b/>
-          <w:sz w:val="14"/>
+        <w:t>‑</w:t>
+      </w:r>
+      <w:r>
+        <w:rPr>
+          <w:rFonts w:ascii="Arial" w:eastAsia="Arial" w:hAnsi="Arial"/>
+          <w:sz w:val="18"/>
           <w:szCs w:val="14"/>
-          <w:shd w:val="clear" w:color="auto" w:fill="B7B7B7"/>
-        </w:rPr>
-        <w:t>(GPT</w:t>
-      </w:r>
-      <w:r>
-        <w:rPr>
-          <w:rFonts w:ascii="Cambria Math" w:hAnsi="Cambria Math" w:cs="Cambria Math"/>
-          <w:b/>
-          <w:sz w:val="14"/>
-          <w:szCs w:val="14"/>
-          <w:shd w:val="clear" w:color="auto" w:fill="B7B7B7"/>
-        </w:rPr>
-        <w:t>‑</w:t>
-      </w:r>
-      <w:r>
-        <w:rPr>
-          <w:b/>
-          <w:sz w:val="14"/>
-          <w:szCs w:val="14"/>
+          <w:highlight w:val="lightGray"/>
           <w:shd w:val="clear" w:color="auto" w:fill="B7B7B7"/>
         </w:rPr>
         <w:t>5 Mini) at [8/17/2025]</w:t>
@@ -1312,7 +1271,7 @@
           <w:ilvl w:val="0"/>
           <w:numId w:val="1"/>
         </w:numPr>
-        <w:spacing w:before="240"/>
+        <w:spacing w:before="240" w:after="0" w:line="276" w:lineRule="auto"/>
         <w:rPr>
           <w:rFonts w:ascii="Roboto Mono" w:eastAsia="Roboto Mono" w:hAnsi="Roboto Mono" w:cs="Roboto Mono"/>
         </w:rPr>
@@ -1338,6 +1297,7 @@
           <w:ilvl w:val="0"/>
           <w:numId w:val="1"/>
         </w:numPr>
+        <w:spacing w:after="0" w:line="276" w:lineRule="auto"/>
       </w:pPr>
       <w:r>
         <w:rPr>
@@ -1384,7 +1344,7 @@
           <w:ilvl w:val="0"/>
           <w:numId w:val="1"/>
         </w:numPr>
-        <w:spacing w:after="240"/>
+        <w:spacing w:after="240" w:line="276" w:lineRule="auto"/>
       </w:pPr>
       <w:r>
         <w:rPr>
@@ -1409,11 +1369,12 @@
     </w:p>
     <w:p>
       <w:r>
-        <w:pict w14:anchorId="006DD471">
+        <w:pict w14:anchorId="1839D022">
           <v:rect id="_x0000_i1030" style="width:0;height:1.5pt" o:hralign="center" o:hrstd="t" o:hr="t" fillcolor="#a0a0a0" stroked="f"/>
         </w:pict>
       </w:r>
     </w:p>
+    <w:p/>
     <w:p/>
     <w:p/>
     <w:sectPr>
@@ -2411,18 +2372,6 @@
   <w:style w:type="paragraph" w:default="1" w:styleId="Normal">
     <w:name w:val="Normal"/>
     <w:qFormat/>
-    <w:rsid w:val="006C14D9"/>
-    <w:pPr>
-      <w:spacing w:after="0" w:line="276" w:lineRule="auto"/>
-    </w:pPr>
-    <w:rPr>
-      <w:rFonts w:ascii="Arial" w:eastAsia="Arial" w:hAnsi="Arial" w:cs="Arial"/>
-      <w:kern w:val="0"/>
-      <w:sz w:val="22"/>
-      <w:szCs w:val="22"/>
-      <w:lang w:val="en"/>
-      <w14:ligatures w14:val="none"/>
-    </w:rPr>
   </w:style>
   <w:style w:type="paragraph" w:styleId="Heading1">
     <w:name w:val="heading 1"/>
@@ -2431,7 +2380,7 @@
     <w:link w:val="Heading1Char"/>
     <w:uiPriority w:val="9"/>
     <w:qFormat/>
-    <w:rsid w:val="00D752EE"/>
+    <w:rsid w:val="00C46EA8"/>
     <w:pPr>
       <w:keepNext/>
       <w:keepLines/>
@@ -2453,7 +2402,7 @@
     <w:uiPriority w:val="9"/>
     <w:unhideWhenUsed/>
     <w:qFormat/>
-    <w:rsid w:val="00D752EE"/>
+    <w:rsid w:val="00C46EA8"/>
     <w:pPr>
       <w:keepNext/>
       <w:keepLines/>
@@ -2476,7 +2425,7 @@
     <w:semiHidden/>
     <w:unhideWhenUsed/>
     <w:qFormat/>
-    <w:rsid w:val="00D752EE"/>
+    <w:rsid w:val="00C46EA8"/>
     <w:pPr>
       <w:keepNext/>
       <w:keepLines/>
@@ -2499,7 +2448,7 @@
     <w:semiHidden/>
     <w:unhideWhenUsed/>
     <w:qFormat/>
-    <w:rsid w:val="00D752EE"/>
+    <w:rsid w:val="00C46EA8"/>
     <w:pPr>
       <w:keepNext/>
       <w:keepLines/>
@@ -2522,7 +2471,7 @@
     <w:semiHidden/>
     <w:unhideWhenUsed/>
     <w:qFormat/>
-    <w:rsid w:val="00D752EE"/>
+    <w:rsid w:val="00C46EA8"/>
     <w:pPr>
       <w:keepNext/>
       <w:keepLines/>
@@ -2543,11 +2492,11 @@
     <w:semiHidden/>
     <w:unhideWhenUsed/>
     <w:qFormat/>
-    <w:rsid w:val="00D752EE"/>
+    <w:rsid w:val="00C46EA8"/>
     <w:pPr>
       <w:keepNext/>
       <w:keepLines/>
-      <w:spacing w:before="40"/>
+      <w:spacing w:before="40" w:after="0"/>
       <w:outlineLvl w:val="5"/>
     </w:pPr>
     <w:rPr>
@@ -2566,11 +2515,11 @@
     <w:semiHidden/>
     <w:unhideWhenUsed/>
     <w:qFormat/>
-    <w:rsid w:val="00D752EE"/>
+    <w:rsid w:val="00C46EA8"/>
     <w:pPr>
       <w:keepNext/>
       <w:keepLines/>
-      <w:spacing w:before="40"/>
+      <w:spacing w:before="40" w:after="0"/>
       <w:outlineLvl w:val="6"/>
     </w:pPr>
     <w:rPr>
@@ -2587,10 +2536,11 @@
     <w:semiHidden/>
     <w:unhideWhenUsed/>
     <w:qFormat/>
-    <w:rsid w:val="00D752EE"/>
+    <w:rsid w:val="00C46EA8"/>
     <w:pPr>
       <w:keepNext/>
       <w:keepLines/>
+      <w:spacing w:after="0"/>
       <w:outlineLvl w:val="7"/>
     </w:pPr>
     <w:rPr>
@@ -2609,10 +2559,11 @@
     <w:semiHidden/>
     <w:unhideWhenUsed/>
     <w:qFormat/>
-    <w:rsid w:val="00D752EE"/>
+    <w:rsid w:val="00C46EA8"/>
     <w:pPr>
       <w:keepNext/>
       <w:keepLines/>
+      <w:spacing w:after="0"/>
       <w:outlineLvl w:val="8"/>
     </w:pPr>
     <w:rPr>
@@ -2652,7 +2603,7 @@
     <w:basedOn w:val="DefaultParagraphFont"/>
     <w:link w:val="Heading1"/>
     <w:uiPriority w:val="9"/>
-    <w:rsid w:val="00D752EE"/>
+    <w:rsid w:val="00C46EA8"/>
     <w:rPr>
       <w:rFonts w:asciiTheme="majorHAnsi" w:eastAsiaTheme="majorEastAsia" w:hAnsiTheme="majorHAnsi" w:cstheme="majorBidi"/>
       <w:color w:val="2F5496" w:themeColor="accent1" w:themeShade="BF"/>
@@ -2665,7 +2616,7 @@
     <w:basedOn w:val="DefaultParagraphFont"/>
     <w:link w:val="Heading2"/>
     <w:uiPriority w:val="9"/>
-    <w:rsid w:val="00D752EE"/>
+    <w:rsid w:val="00C46EA8"/>
     <w:rPr>
       <w:rFonts w:asciiTheme="majorHAnsi" w:eastAsiaTheme="majorEastAsia" w:hAnsiTheme="majorHAnsi" w:cstheme="majorBidi"/>
       <w:color w:val="2F5496" w:themeColor="accent1" w:themeShade="BF"/>
@@ -2679,7 +2630,7 @@
     <w:link w:val="Heading3"/>
     <w:uiPriority w:val="9"/>
     <w:semiHidden/>
-    <w:rsid w:val="00D752EE"/>
+    <w:rsid w:val="00C46EA8"/>
     <w:rPr>
       <w:rFonts w:eastAsiaTheme="majorEastAsia" w:cstheme="majorBidi"/>
       <w:color w:val="2F5496" w:themeColor="accent1" w:themeShade="BF"/>
@@ -2693,7 +2644,7 @@
     <w:link w:val="Heading4"/>
     <w:uiPriority w:val="9"/>
     <w:semiHidden/>
-    <w:rsid w:val="00D752EE"/>
+    <w:rsid w:val="00C46EA8"/>
     <w:rPr>
       <w:rFonts w:eastAsiaTheme="majorEastAsia" w:cstheme="majorBidi"/>
       <w:i/>
@@ -2707,7 +2658,7 @@
     <w:link w:val="Heading5"/>
     <w:uiPriority w:val="9"/>
     <w:semiHidden/>
-    <w:rsid w:val="00D752EE"/>
+    <w:rsid w:val="00C46EA8"/>
     <w:rPr>
       <w:rFonts w:eastAsiaTheme="majorEastAsia" w:cstheme="majorBidi"/>
       <w:color w:val="2F5496" w:themeColor="accent1" w:themeShade="BF"/>
@@ -2719,7 +2670,7 @@
     <w:link w:val="Heading6"/>
     <w:uiPriority w:val="9"/>
     <w:semiHidden/>
-    <w:rsid w:val="00D752EE"/>
+    <w:rsid w:val="00C46EA8"/>
     <w:rPr>
       <w:rFonts w:eastAsiaTheme="majorEastAsia" w:cstheme="majorBidi"/>
       <w:i/>
@@ -2733,7 +2684,7 @@
     <w:link w:val="Heading7"/>
     <w:uiPriority w:val="9"/>
     <w:semiHidden/>
-    <w:rsid w:val="00D752EE"/>
+    <w:rsid w:val="00C46EA8"/>
     <w:rPr>
       <w:rFonts w:eastAsiaTheme="majorEastAsia" w:cstheme="majorBidi"/>
       <w:color w:val="595959" w:themeColor="text1" w:themeTint="A6"/>
@@ -2745,7 +2696,7 @@
     <w:link w:val="Heading8"/>
     <w:uiPriority w:val="9"/>
     <w:semiHidden/>
-    <w:rsid w:val="00D752EE"/>
+    <w:rsid w:val="00C46EA8"/>
     <w:rPr>
       <w:rFonts w:eastAsiaTheme="majorEastAsia" w:cstheme="majorBidi"/>
       <w:i/>
@@ -2759,7 +2710,7 @@
     <w:link w:val="Heading9"/>
     <w:uiPriority w:val="9"/>
     <w:semiHidden/>
-    <w:rsid w:val="00D752EE"/>
+    <w:rsid w:val="00C46EA8"/>
     <w:rPr>
       <w:rFonts w:eastAsiaTheme="majorEastAsia" w:cstheme="majorBidi"/>
       <w:color w:val="272727" w:themeColor="text1" w:themeTint="D8"/>
@@ -2772,7 +2723,7 @@
     <w:link w:val="TitleChar"/>
     <w:uiPriority w:val="10"/>
     <w:qFormat/>
-    <w:rsid w:val="00D752EE"/>
+    <w:rsid w:val="00C46EA8"/>
     <w:pPr>
       <w:spacing w:after="80" w:line="240" w:lineRule="auto"/>
       <w:contextualSpacing/>
@@ -2790,7 +2741,7 @@
     <w:basedOn w:val="DefaultParagraphFont"/>
     <w:link w:val="Title"/>
     <w:uiPriority w:val="10"/>
-    <w:rsid w:val="00D752EE"/>
+    <w:rsid w:val="00C46EA8"/>
     <w:rPr>
       <w:rFonts w:asciiTheme="majorHAnsi" w:eastAsiaTheme="majorEastAsia" w:hAnsiTheme="majorHAnsi" w:cstheme="majorBidi"/>
       <w:spacing w:val="-10"/>
@@ -2806,7 +2757,7 @@
     <w:link w:val="SubtitleChar"/>
     <w:uiPriority w:val="11"/>
     <w:qFormat/>
-    <w:rsid w:val="00D752EE"/>
+    <w:rsid w:val="00C46EA8"/>
     <w:pPr>
       <w:numPr>
         <w:ilvl w:val="1"/>
@@ -2825,7 +2776,7 @@
     <w:basedOn w:val="DefaultParagraphFont"/>
     <w:link w:val="Subtitle"/>
     <w:uiPriority w:val="11"/>
-    <w:rsid w:val="00D752EE"/>
+    <w:rsid w:val="00C46EA8"/>
     <w:rPr>
       <w:rFonts w:eastAsiaTheme="majorEastAsia" w:cstheme="majorBidi"/>
       <w:color w:val="595959" w:themeColor="text1" w:themeTint="A6"/>
@@ -2841,7 +2792,7 @@
     <w:link w:val="QuoteChar"/>
     <w:uiPriority w:val="29"/>
     <w:qFormat/>
-    <w:rsid w:val="00D752EE"/>
+    <w:rsid w:val="00C46EA8"/>
     <w:pPr>
       <w:spacing w:before="160"/>
       <w:jc w:val="center"/>
@@ -2857,7 +2808,7 @@
     <w:basedOn w:val="DefaultParagraphFont"/>
     <w:link w:val="Quote"/>
     <w:uiPriority w:val="29"/>
-    <w:rsid w:val="00D752EE"/>
+    <w:rsid w:val="00C46EA8"/>
     <w:rPr>
       <w:i/>
       <w:iCs/>
@@ -2869,7 +2820,7 @@
     <w:basedOn w:val="Normal"/>
     <w:uiPriority w:val="34"/>
     <w:qFormat/>
-    <w:rsid w:val="00D752EE"/>
+    <w:rsid w:val="00C46EA8"/>
     <w:pPr>
       <w:ind w:left="720"/>
       <w:contextualSpacing/>
@@ -2880,7 +2831,7 @@
     <w:basedOn w:val="DefaultParagraphFont"/>
     <w:uiPriority w:val="21"/>
     <w:qFormat/>
-    <w:rsid w:val="00D752EE"/>
+    <w:rsid w:val="00C46EA8"/>
     <w:rPr>
       <w:i/>
       <w:iCs/>
@@ -2894,7 +2845,7 @@
     <w:link w:val="IntenseQuoteChar"/>
     <w:uiPriority w:val="30"/>
     <w:qFormat/>
-    <w:rsid w:val="00D752EE"/>
+    <w:rsid w:val="00C46EA8"/>
     <w:pPr>
       <w:pBdr>
         <w:top w:val="single" w:sz="4" w:space="10" w:color="2F5496" w:themeColor="accent1" w:themeShade="BF"/>
@@ -2915,7 +2866,7 @@
     <w:basedOn w:val="DefaultParagraphFont"/>
     <w:link w:val="IntenseQuote"/>
     <w:uiPriority w:val="30"/>
-    <w:rsid w:val="00D752EE"/>
+    <w:rsid w:val="00C46EA8"/>
     <w:rPr>
       <w:i/>
       <w:iCs/>
@@ -2927,7 +2878,7 @@
     <w:basedOn w:val="DefaultParagraphFont"/>
     <w:uiPriority w:val="32"/>
     <w:qFormat/>
-    <w:rsid w:val="00D752EE"/>
+    <w:rsid w:val="00C46EA8"/>
     <w:rPr>
       <w:b/>
       <w:bCs/>
